--- a/research/aie_submission_2026-09-01/02_Title_Page.docx
+++ b/research/aie_submission_2026-09-01/02_Title_Page.docx
@@ -133,7 +133,7 @@
         <w:t xml:space="preserve">The reliability study, 25 raters</w:t>
       </w:r>
       <w:r>
-        <w:t xml:space="preserve">, eight invited experts and seventeen regular reviewers, recorded labels on the shared record set. Twenty-two of them, eight experts and fourteen regular reviewers, worked under the five-condition instrument and are the analysed sample behind the coefficients in Section 6.5; the other three regular reviewers worked under the unstructured baseline prompt and their labels are excluded from those coefficients by the inclusion rule stated in that section. All 25 are credited here because all 25 did the work. Appendix B exists only because the five-condition raters recorded a judgment on each of the five conditions separately rather than only the overall read. </w:t>
+        <w:t xml:space="preserve">, eight invited and seventeen enrolled through the open review page, recorded labels on the shared record set. Twenty-two of them, eight invited and fourteen open-enrolment raters, worked under the five-condition instrument and are the analysed sample behind the coefficients in Section 6.5; the other three open-enrolment raters worked under the unstructured baseline prompt and their labels are excluded from those coefficients by the inclusion rule stated in that section. All 25 are credited here because all 25 did the work. Appendix B exists only because the five-condition raters recorded a judgment on each of the five conditions separately rather than only the overall read. </w:t>
       </w:r>
       <w:r>
         <w:rPr>
@@ -167,45 +167,45 @@
         <w:spacing w:after="140"/>
       </w:pPr>
       <w:r>
-        <w:t xml:space="preserve">Reviewers are recognised as named contributors with their consent; none is a co-author of this paper. Contributors may withdraw their name at any time, and no contributor has done so. Reviewers who have not recorded an election are counted in every figure and are not named.</w:t>
-      </w:r>
-    </w:p>
-    <w:p>
-      <w:pPr>
-        <w:spacing w:after="140"/>
-      </w:pPr>
-      <w:r>
-        <w:rPr>
-          <w:b/>
-        </w:rPr>
-        <w:t xml:space="preserve">Named contributors, as at 29 August 2026.</w:t>
-      </w:r>
-      <w:r>
-        <w:t xml:space="preserve"> Recognition is by each contributor's own election, recorded through the confirmation mechanism described in the data availability statement, and each name and description below stands as that person entered it. Thirty contributors to this programme have confirmed and twenty-six elected to be named:</w:t>
-      </w:r>
-    </w:p>
-    <w:p>
-      <w:pPr>
-        <w:numPr>
-          <w:ilvl w:val="0"/>
-          <w:numId w:val="1"/>
-        </w:numPr>
-        <w:spacing w:after="60"/>
-      </w:pPr>
-      <w:r>
-        <w:t xml:space="preserve">Adesh Sharma, Data and AI Governance Leader | IAPP AIGP CIPT, Digital Frontier Partners</w:t>
-      </w:r>
-    </w:p>
-    <w:p>
-      <w:pPr>
-        <w:numPr>
-          <w:ilvl w:val="0"/>
-          <w:numId w:val="1"/>
-        </w:numPr>
-        <w:spacing w:after="60"/>
-      </w:pPr>
-      <w:r>
-        <w:t xml:space="preserve">Andres Lage Freire, Operational AI Governance Lead &amp; Responsible AI Architect, Independent Consultant</w:t>
+        <w:t xml:space="preserve">Reviewers are recognised as named contributors with their consent; none is a co-author of this paper. Contributors may withdraw their name at any time, and no contributor has done so. Other reviewers who have not recorded an election are counted in every figure and are not named.</w:t>
+      </w:r>
+    </w:p>
+    <w:p>
+      <w:pPr>
+        <w:spacing w:after="140"/>
+      </w:pPr>
+      <w:r>
+        <w:rPr>
+          <w:b/>
+        </w:rPr>
+        <w:t xml:space="preserve">Named contributors.</w:t>
+      </w:r>
+      <w:r>
+        <w:t xml:space="preserve"> Recognition is by each contributor's own election, recorded through the confirmation mechanism described in the data availability statement, and each name and description below stands as that person entered it. Thirty-two contributors to this programme have confirmed and twenty-seven elected to be named. Gabriela Cortez did not complete the confirmation link and is named below with her permission, on the author’s record of her participation as a panel member. The twenty-eight names are:</w:t>
+      </w:r>
+    </w:p>
+    <w:p>
+      <w:pPr>
+        <w:numPr>
+          <w:ilvl w:val="0"/>
+          <w:numId w:val="1"/>
+        </w:numPr>
+        <w:spacing w:after="60"/>
+      </w:pPr>
+      <w:r>
+        <w:t xml:space="preserve">Adesh Sharma, Data and AI Governance Leader | IAPP AIGP CIPT; Digital Frontier Partners</w:t>
+      </w:r>
+    </w:p>
+    <w:p>
+      <w:pPr>
+        <w:numPr>
+          <w:ilvl w:val="0"/>
+          <w:numId w:val="1"/>
+        </w:numPr>
+        <w:spacing w:after="60"/>
+      </w:pPr>
+      <w:r>
+        <w:t xml:space="preserve">Andres Lage Freire, Operational AI Governance Lead &amp; Responsible AI Architect; Independent Consultant</w:t>
       </w:r>
     </w:p>
     <w:p>
@@ -229,103 +229,115 @@
         <w:spacing w:after="60"/>
       </w:pPr>
       <w:r>
-        <w:t xml:space="preserve">Andrzej Skulski, Founder | AI Governance &amp; Decision Systems, Dom Ciszy – Resonance Lab</w:t>
-      </w:r>
-    </w:p>
-    <w:p>
-      <w:pPr>
-        <w:numPr>
-          <w:ilvl w:val="0"/>
-          <w:numId w:val="1"/>
-        </w:numPr>
-        <w:spacing w:after="60"/>
-      </w:pPr>
-      <w:r>
-        <w:t xml:space="preserve">Boris Khazin, AI Governance, Digital Risk and GRC leader; ClearView MRI; ex-EPAM Global Head of DRM/GRC, Khazin Consulting LLC</w:t>
-      </w:r>
-    </w:p>
-    <w:p>
-      <w:pPr>
-        <w:numPr>
-          <w:ilvl w:val="0"/>
-          <w:numId w:val="1"/>
-        </w:numPr>
-        <w:spacing w:after="60"/>
-      </w:pPr>
-      <w:r>
-        <w:t xml:space="preserve">Candid Opris, Founder and Managing Partner, Opris &amp; Associates; two decades in AI and data governance and digital trust, Opris &amp; Associates Inc.</w:t>
-      </w:r>
-    </w:p>
-    <w:p>
-      <w:pPr>
-        <w:numPr>
-          <w:ilvl w:val="0"/>
-          <w:numId w:val="1"/>
-        </w:numPr>
-        <w:spacing w:after="60"/>
-      </w:pPr>
-      <w:r>
-        <w:t xml:space="preserve">Donavine Smith, Board &amp; Executive Advisor | Frontier AI Strategy &amp; Governance, Independent</w:t>
-      </w:r>
-    </w:p>
-    <w:p>
-      <w:pPr>
-        <w:numPr>
-          <w:ilvl w:val="0"/>
-          <w:numId w:val="1"/>
-        </w:numPr>
-        <w:spacing w:after="60"/>
-      </w:pPr>
-      <w:r>
-        <w:t xml:space="preserve">Dr. Gabriela Bar, attorney at law, AI ethics advisor, Gabriela Bar Law &amp; AI</w:t>
-      </w:r>
-    </w:p>
-    <w:p>
-      <w:pPr>
-        <w:numPr>
-          <w:ilvl w:val="0"/>
-          <w:numId w:val="1"/>
-        </w:numPr>
-        <w:spacing w:after="60"/>
-      </w:pPr>
-      <w:r>
-        <w:t xml:space="preserve">Dr Nitin Deshpande, Chief Human Resources Officer, Cooper Corporation Pvt Limited</w:t>
-      </w:r>
-    </w:p>
-    <w:p>
-      <w:pPr>
-        <w:numPr>
-          <w:ilvl w:val="0"/>
-          <w:numId w:val="1"/>
-        </w:numPr>
-        <w:spacing w:after="60"/>
-      </w:pPr>
-      <w:r>
-        <w:t xml:space="preserve">Dr Sharon Licqurish, PhD, CEO, Chief Scientist and AI Governance Architect, AIIP, AIIP, Ontocore Licencing Authority LLC</w:t>
-      </w:r>
-    </w:p>
-    <w:p>
-      <w:pPr>
-        <w:numPr>
-          <w:ilvl w:val="0"/>
-          <w:numId w:val="1"/>
-        </w:numPr>
-        <w:spacing w:after="60"/>
-      </w:pPr>
-      <w:r>
-        <w:t xml:space="preserve">Franciscus C Schouten, AI Governance and Assurance, The AI Non-Delegation Doctrine</w:t>
-      </w:r>
-    </w:p>
-    <w:p>
-      <w:pPr>
-        <w:numPr>
-          <w:ilvl w:val="0"/>
-          <w:numId w:val="1"/>
-        </w:numPr>
-        <w:spacing w:after="60"/>
-      </w:pPr>
-      <w:r>
-        <w:t xml:space="preserve">Greg Searle, AI Governance and Model Behaviour Researcher, Anypoint Pty Ltd</w:t>
+        <w:t xml:space="preserve">Andrzej Skulski, Founder | AI Governance &amp; Decision Systems; Dom Ciszy – Resonance Lab</w:t>
+      </w:r>
+    </w:p>
+    <w:p>
+      <w:pPr>
+        <w:numPr>
+          <w:ilvl w:val="0"/>
+          <w:numId w:val="1"/>
+        </w:numPr>
+        <w:spacing w:after="60"/>
+      </w:pPr>
+      <w:r>
+        <w:t xml:space="preserve">Boris Khazin, AI Governance, Digital Risk and GRC leader; ClearView MRI; ex-EPAM Global Head of DRM/GRC; Khazin Consulting LLC</w:t>
+      </w:r>
+    </w:p>
+    <w:p>
+      <w:pPr>
+        <w:numPr>
+          <w:ilvl w:val="0"/>
+          <w:numId w:val="1"/>
+        </w:numPr>
+        <w:spacing w:after="60"/>
+      </w:pPr>
+      <w:r>
+        <w:t xml:space="preserve">Candid Opris, Founder and Managing Partner, Opris &amp; Associates Inc.; two decades in AI and data governance and digital trust</w:t>
+      </w:r>
+    </w:p>
+    <w:p>
+      <w:pPr>
+        <w:numPr>
+          <w:ilvl w:val="0"/>
+          <w:numId w:val="1"/>
+        </w:numPr>
+        <w:spacing w:after="60"/>
+      </w:pPr>
+      <w:r>
+        <w:t xml:space="preserve">Donavine Smith, Board &amp; Executive Advisor | Frontier AI Strategy &amp; Governance; Independent</w:t>
+      </w:r>
+    </w:p>
+    <w:p>
+      <w:pPr>
+        <w:numPr>
+          <w:ilvl w:val="0"/>
+          <w:numId w:val="1"/>
+        </w:numPr>
+        <w:spacing w:after="60"/>
+      </w:pPr>
+      <w:r>
+        <w:t xml:space="preserve">Dr. Gabriela Bar, attorney at law, AI ethics advisor; Gabriela Bar Law &amp; AI</w:t>
+      </w:r>
+    </w:p>
+    <w:p>
+      <w:pPr>
+        <w:numPr>
+          <w:ilvl w:val="0"/>
+          <w:numId w:val="1"/>
+        </w:numPr>
+        <w:spacing w:after="60"/>
+      </w:pPr>
+      <w:r>
+        <w:t xml:space="preserve">Dr. Nitin Deshpande, Chief Human Resources Officer; Cooper Corporation Pvt Limited</w:t>
+      </w:r>
+    </w:p>
+    <w:p>
+      <w:pPr>
+        <w:numPr>
+          <w:ilvl w:val="0"/>
+          <w:numId w:val="1"/>
+        </w:numPr>
+        <w:spacing w:after="60"/>
+      </w:pPr>
+      <w:r>
+        <w:t xml:space="preserve">Dr. Sharon Licqurish, PhD, CEO, Chief Scientist and AI Governance Architect, AIIP; Ontocore Licencing Authority LLC</w:t>
+      </w:r>
+    </w:p>
+    <w:p>
+      <w:pPr>
+        <w:numPr>
+          <w:ilvl w:val="0"/>
+          <w:numId w:val="1"/>
+        </w:numPr>
+        <w:spacing w:after="60"/>
+      </w:pPr>
+      <w:r>
+        <w:t xml:space="preserve">Franciscus C Schouten, AI Governance and Assurance; The AI Non-Delegation Doctrine</w:t>
+      </w:r>
+    </w:p>
+    <w:p>
+      <w:pPr>
+        <w:numPr>
+          <w:ilvl w:val="0"/>
+          <w:numId w:val="1"/>
+        </w:numPr>
+        <w:spacing w:after="60"/>
+      </w:pPr>
+      <w:r>
+        <w:t xml:space="preserve">Gabriela Cortez, Education and Outreach/Intake; Maryland Commission on Civil Rights</w:t>
+      </w:r>
+    </w:p>
+    <w:p>
+      <w:pPr>
+        <w:numPr>
+          <w:ilvl w:val="0"/>
+          <w:numId w:val="1"/>
+        </w:numPr>
+        <w:spacing w:after="60"/>
+      </w:pPr>
+      <w:r>
+        <w:t xml:space="preserve">Greg Searle, AI Governance and Model Behaviour Researcher; Anypoint Pty Ltd</w:t>
       </w:r>
     </w:p>
     <w:p>
@@ -349,79 +361,79 @@
         <w:spacing w:after="60"/>
       </w:pPr>
       <w:r>
-        <w:t xml:space="preserve">Jake McDonough, AI Governance, SAEONYX Global Holdings, LLC</w:t>
-      </w:r>
-    </w:p>
-    <w:p>
-      <w:pPr>
-        <w:numPr>
-          <w:ilvl w:val="0"/>
-          <w:numId w:val="1"/>
-        </w:numPr>
-        <w:spacing w:after="60"/>
-      </w:pPr>
-      <w:r>
-        <w:t xml:space="preserve">Joseph Mungai, AI Governance and public policy researcher, Independent Researcher - Kenya</w:t>
-      </w:r>
-    </w:p>
-    <w:p>
-      <w:pPr>
-        <w:numPr>
-          <w:ilvl w:val="0"/>
-          <w:numId w:val="1"/>
-        </w:numPr>
-        <w:spacing w:after="60"/>
-      </w:pPr>
-      <w:r>
-        <w:t xml:space="preserve">MacKenzie McCowan, AI Governance Specialist, PhD candidate, Lecturer, Atomi; The University of Sydney; Avondale University</w:t>
-      </w:r>
-    </w:p>
-    <w:p>
-      <w:pPr>
-        <w:numPr>
-          <w:ilvl w:val="0"/>
-          <w:numId w:val="1"/>
-        </w:numPr>
-        <w:spacing w:after="60"/>
-      </w:pPr>
-      <w:r>
-        <w:t xml:space="preserve">Muhammad Dauda, Programme leadership, sustainability and governance; UN SDSN Youth Nigeria; Miva Open University; PgMP, UN SDSN NIGERIA</w:t>
-      </w:r>
-    </w:p>
-    <w:p>
-      <w:pPr>
-        <w:numPr>
-          <w:ilvl w:val="0"/>
-          <w:numId w:val="1"/>
-        </w:numPr>
-        <w:spacing w:after="60"/>
-      </w:pPr>
-      <w:r>
-        <w:t xml:space="preserve">Nigel Hee, AI Ethics, Safety and Governance, University of Glasgow</w:t>
-      </w:r>
-    </w:p>
-    <w:p>
-      <w:pPr>
-        <w:numPr>
-          <w:ilvl w:val="0"/>
-          <w:numId w:val="1"/>
-        </w:numPr>
-        <w:spacing w:after="60"/>
-      </w:pPr>
-      <w:r>
-        <w:t xml:space="preserve">Olabanji Lawal, Operations and Records management, ALTV</w:t>
-      </w:r>
-    </w:p>
-    <w:p>
-      <w:pPr>
-        <w:numPr>
-          <w:ilvl w:val="0"/>
-          <w:numId w:val="1"/>
-        </w:numPr>
-        <w:spacing w:after="60"/>
-      </w:pPr>
-      <w:r>
-        <w:t xml:space="preserve">Priyam Dhamankar, Ethics and Compliance Leader, Cummins India; 17+ years legal, compliance and investigations, Cummins India Limited</w:t>
+        <w:t xml:space="preserve">Jake McDonough, AI Governance; SAEONYX Global Holdings LLC</w:t>
+      </w:r>
+    </w:p>
+    <w:p>
+      <w:pPr>
+        <w:numPr>
+          <w:ilvl w:val="0"/>
+          <w:numId w:val="1"/>
+        </w:numPr>
+        <w:spacing w:after="60"/>
+      </w:pPr>
+      <w:r>
+        <w:t xml:space="preserve">Joseph Mungai, AI Governance and public policy researcher; Independent Researcher, Kenya</w:t>
+      </w:r>
+    </w:p>
+    <w:p>
+      <w:pPr>
+        <w:numPr>
+          <w:ilvl w:val="0"/>
+          <w:numId w:val="1"/>
+        </w:numPr>
+        <w:spacing w:after="60"/>
+      </w:pPr>
+      <w:r>
+        <w:t xml:space="preserve">MacKenzie McCowan, AI Governance Specialist, PhD candidate, Lecturer; Atomi; The University of Sydney; Avondale University</w:t>
+      </w:r>
+    </w:p>
+    <w:p>
+      <w:pPr>
+        <w:numPr>
+          <w:ilvl w:val="0"/>
+          <w:numId w:val="1"/>
+        </w:numPr>
+        <w:spacing w:after="60"/>
+      </w:pPr>
+      <w:r>
+        <w:t xml:space="preserve">Muhammad Dauda, Programme leadership, sustainability and governance; UN SDSN Youth Nigeria; Miva Open University; PgMP</w:t>
+      </w:r>
+    </w:p>
+    <w:p>
+      <w:pPr>
+        <w:numPr>
+          <w:ilvl w:val="0"/>
+          <w:numId w:val="1"/>
+        </w:numPr>
+        <w:spacing w:after="60"/>
+      </w:pPr>
+      <w:r>
+        <w:t xml:space="preserve">Nigel Hee, AI Ethics, Safety and Governance; University of Glasgow</w:t>
+      </w:r>
+    </w:p>
+    <w:p>
+      <w:pPr>
+        <w:numPr>
+          <w:ilvl w:val="0"/>
+          <w:numId w:val="1"/>
+        </w:numPr>
+        <w:spacing w:after="60"/>
+      </w:pPr>
+      <w:r>
+        <w:t xml:space="preserve">Olabanji Lawal, Operations and records management; ALTV</w:t>
+      </w:r>
+    </w:p>
+    <w:p>
+      <w:pPr>
+        <w:numPr>
+          <w:ilvl w:val="0"/>
+          <w:numId w:val="1"/>
+        </w:numPr>
+        <w:spacing w:after="60"/>
+      </w:pPr>
+      <w:r>
+        <w:t xml:space="preserve">Priyam Dhamankar, Ethics and Compliance Leader, Cummins India Limited; 17+ years legal, compliance and investigations</w:t>
       </w:r>
     </w:p>
     <w:p>
@@ -445,31 +457,43 @@
         <w:spacing w:after="60"/>
       </w:pPr>
       <w:r>
-        <w:t xml:space="preserve">Sagarika Banerjee, AI Governance and Software QA Leader; ISO/IEC 42001, NIST AI RMF, On sabbatical till March 2027 for world travel</w:t>
-      </w:r>
-    </w:p>
-    <w:p>
-      <w:pPr>
-        <w:numPr>
-          <w:ilvl w:val="0"/>
-          <w:numId w:val="1"/>
-        </w:numPr>
-        <w:spacing w:after="60"/>
-      </w:pPr>
-      <w:r>
-        <w:t xml:space="preserve">Saurabh Nanda, General Manager, APAC, Healthcare</w:t>
-      </w:r>
-    </w:p>
-    <w:p>
-      <w:pPr>
-        <w:numPr>
-          <w:ilvl w:val="0"/>
-          <w:numId w:val="1"/>
-        </w:numPr>
-        <w:spacing w:after="60"/>
-      </w:pPr>
-      <w:r>
-        <w:t xml:space="preserve">Stacyann Young, Public records and FOIL practice, Independent Researcher</w:t>
+        <w:t xml:space="preserve">Sagarika Banerjee, AI Governance and Software QA Leader; ISO/IEC 42001, NIST AI RMF; on sabbatical until March 2027</w:t>
+      </w:r>
+    </w:p>
+    <w:p>
+      <w:pPr>
+        <w:numPr>
+          <w:ilvl w:val="0"/>
+          <w:numId w:val="1"/>
+        </w:numPr>
+        <w:spacing w:after="60"/>
+      </w:pPr>
+      <w:r>
+        <w:t xml:space="preserve">Saurabh Nanda, General Manager, APAC; healthcare</w:t>
+      </w:r>
+    </w:p>
+    <w:p>
+      <w:pPr>
+        <w:numPr>
+          <w:ilvl w:val="0"/>
+          <w:numId w:val="1"/>
+        </w:numPr>
+        <w:spacing w:after="60"/>
+      </w:pPr>
+      <w:r>
+        <w:t xml:space="preserve">Sidharth Borah, Advocate, High Court of Delhi; Partner, Gurinder and Partners</w:t>
+      </w:r>
+    </w:p>
+    <w:p>
+      <w:pPr>
+        <w:numPr>
+          <w:ilvl w:val="0"/>
+          <w:numId w:val="1"/>
+        </w:numPr>
+        <w:spacing w:after="60"/>
+      </w:pPr>
+      <w:r>
+        <w:t xml:space="preserve">Stacyann Young, Public records and FOIL practice; Independent Researcher</w:t>
       </w:r>
     </w:p>
     <w:p>
@@ -493,15 +517,15 @@
         <w:spacing w:after="60"/>
       </w:pPr>
       <w:r>
-        <w:t xml:space="preserve">Wendy Ann Martel, Founder and Strategic Advisor, Data, Privacy &amp; AI Governance, Evata Consulting</w:t>
-      </w:r>
-    </w:p>
-    <w:p>
-      <w:pPr>
-        <w:spacing w:after="140"/>
-      </w:pPr>
-      <w:r>
-        <w:t xml:space="preserve">Four further contributors confirmed and elected not to be named. Their judgments are counted in every figure reported here and they appear nowhere by name. Confirmations remain open, so this is a record of the elections received to date rather than of who took part.</w:t>
+        <w:t xml:space="preserve">Wendy Ann Martel, Founder and Strategic Advisor, Data, Privacy &amp; AI Governance; Evata Consulting</w:t>
+      </w:r>
+    </w:p>
+    <w:p>
+      <w:pPr>
+        <w:spacing w:after="140"/>
+      </w:pPr>
+      <w:r>
+        <w:t xml:space="preserve">Five further contributors confirmed and elected not to be named. Their judgments are counted in every figure reported here and they appear nowhere by name. Confirmations remain open, so this is a record of the elections received to date rather than of who took part.</w:t>
       </w:r>
     </w:p>
     <w:p>

--- a/research/aie_submission_2026-09-01/02_Title_Page.docx
+++ b/research/aie_submission_2026-09-01/02_Title_Page.docx
@@ -59,7 +59,7 @@
         <w:t xml:space="preserve">Corresponding author.</w:t>
       </w:r>
       <w:r>
-        <w:t xml:space="preserve"> [REQUIRED_ENV_PARAM] name, institutional or postal address, and email for the corresponding author. Not recorded in this repository; supply before upload.</w:t>
+        <w:t xml:space="preserve"> Phillip Wikes, info@jrsstandard.com.</w:t>
       </w:r>
     </w:p>
     <w:p>
@@ -73,7 +73,7 @@
         <w:t xml:space="preserve">Affiliations.</w:t>
       </w:r>
       <w:r>
-        <w:t xml:space="preserve"> [REQUIRED_ENV_PARAM] the affiliation each author wishes to appear in print. The byline above carries the descriptors used in the manuscript, which are not institutional affiliations.</w:t>
+        <w:t xml:space="preserve"> Neither author holds an institutional affiliation. Both contributed in a personal professional capacity; the descriptors in the byline identify professional standing, not institutional affiliation.</w:t>
       </w:r>
     </w:p>
     <w:p>
@@ -118,56 +118,23 @@
         <w:spacing w:after="140"/>
       </w:pPr>
       <w:r>
-        <w:rPr>
-          <w:b/>
-        </w:rPr>
-        <w:t xml:space="preserve">The detection panel, 16 independent experts across 11 countries and 5 continents</w:t>
-      </w:r>
-      <w:r>
-        <w:t xml:space="preserve">, each read the full 24-record corpus cold, blind to the reference classification, and returned 384 graded judgments. This paper's result is theirs. </w:t>
-      </w:r>
-      <w:r>
-        <w:rPr>
-          <w:b/>
-        </w:rPr>
-        <w:t xml:space="preserve">The reliability study, 25 raters</w:t>
-      </w:r>
-      <w:r>
-        <w:t xml:space="preserve">, eight invited and seventeen enrolled through the open review page, recorded labels on the shared record set. Twenty-two of them, eight invited and fourteen open-enrolment raters, worked under the five-condition instrument and are the analysed sample behind the coefficients in Section 6.5; the other three open-enrolment raters worked under the unstructured baseline prompt and their labels are excluded from those coefficients by the inclusion rule stated in that section. All 25 are credited here because all 25 did the work. Appendix B exists only because the five-condition raters recorded a judgment on each of the five conditions separately rather than only the overall read. </w:t>
-      </w:r>
-      <w:r>
-        <w:rPr>
-          <w:b/>
-        </w:rPr>
-        <w:t xml:space="preserve">The comparison study, 20 independent experts</w:t>
-      </w:r>
-      <w:r>
-        <w:t xml:space="preserve">, completed the same corpus under the design described in Section 5 without knowing what the comparison was testing; their work is reported in its own paper.</w:t>
-      </w:r>
-    </w:p>
-    <w:p>
-      <w:pPr>
-        <w:spacing w:after="140"/>
-      </w:pPr>
-      <w:r>
-        <w:t xml:space="preserve">Those three groups comprise 61 participations held by </w:t>
-      </w:r>
-      <w:r>
-        <w:rPr>
-          <w:b/>
-        </w:rPr>
-        <w:t xml:space="preserve">58 distinct people</w:t>
-      </w:r>
-      <w:r>
-        <w:t xml:space="preserve">: three of the reliability raters are the same individuals as three members of the detection panel, each holding a separate code in each study. All 58 worked unpaid, in a personal capacity, with nothing at stake in the outcome. Programme-level participation figures are recorded in the study repository rather than here, because they are acknowledgment and not results: the detection finding in Section 6 rests on the sixteen panel members and their 384 graded reads and on nothing else.</w:t>
-      </w:r>
-    </w:p>
-    <w:p>
-      <w:pPr>
-        <w:spacing w:after="140"/>
-      </w:pPr>
-      <w:r>
-        <w:t xml:space="preserve">Reviewers are recognised as named contributors with their consent; none is a co-author of this paper. Contributors may withdraw their name at any time, and no contributor has done so. Other reviewers who have not recorded an election are counted in every figure and are not named.</w:t>
+        <w:t xml:space="preserve">The detection panel, 16 independent experts across 11 countries and 5 continents, each read the full 24-record corpus cold, blind to the reference classification, and returned 384 graded judgments. This paper's result is theirs. The reliability study, 25 raters, eight invited and seventeen enrolled through the open review page, recorded labels on the shared record set. Twenty-two of them, eight invited and fourteen open-enrolment raters, worked under the five-condition instrument and are the analysed sample behind the coefficients in Section 6.5; the other three open-enrolment raters worked under the unstructured baseline prompt and their labels are excluded from those coefficients by the inclusion rule stated in that section. All 25 are credited here because all 25 did the work. Appendix B exists only because the five-condition raters recorded a judgment on each of the five conditions separately rather than only the overall read. The comparison study, 20 independent experts, completed the same corpus under the design described in Section 5 without knowing what the comparison was testing; their work is reported in its own paper.</w:t>
+      </w:r>
+    </w:p>
+    <w:p>
+      <w:pPr>
+        <w:spacing w:after="140"/>
+      </w:pPr>
+      <w:r>
+        <w:t xml:space="preserve">Those three groups comprise 61 participations held by 58 distinct people: three of the reliability raters are the same individuals as three members of the detection panel, each holding a separate code in each study. All 58 worked unpaid, in a personal capacity, with nothing at stake in the outcome. Programme-level participation figures are recorded in the study repository rather than here, because they are acknowledgment and not results: the detection finding in Section 6 rests on the sixteen panel members and their 384 graded reads and on nothing else.</w:t>
+      </w:r>
+    </w:p>
+    <w:p>
+      <w:pPr>
+        <w:spacing w:after="140"/>
+      </w:pPr>
+      <w:r>
+        <w:t xml:space="preserve">Reviewers are recognised as named contributors with their consent; none is a co-author of this paper. Contributors may withdraw their name at any time, and no contributor has done so. Reviewers who have not recorded an election are counted in every figure and are not named.</w:t>
       </w:r>
     </w:p>
     <w:p>
@@ -181,7 +148,7 @@
         <w:t xml:space="preserve">Named contributors.</w:t>
       </w:r>
       <w:r>
-        <w:t xml:space="preserve"> Recognition is by each contributor's own election, recorded through the confirmation mechanism described in the data availability statement, and each name and description below stands as that person entered it. Thirty-two contributors to this programme have confirmed and twenty-seven elected to be named. Gabriela Cortez did not complete the confirmation link and is named below with her permission, on the author’s record of her participation as a panel member. The twenty-eight names are:</w:t>
+        <w:t xml:space="preserve"> Recognition is by each contributor's own election, and each name and description below stands as that person recorded it. Thirty-two contributors elected to be named:</w:t>
       </w:r>
     </w:p>
     <w:p>
@@ -277,6 +244,18 @@
         <w:spacing w:after="60"/>
       </w:pPr>
       <w:r>
+        <w:t xml:space="preserve">Dr. Eric J. W. Orlowski, AI Governance Specialist, Ethnographer, Tech Policy Researcher; Research Fellow, NUS AI Institute; PhD, UCL</w:t>
+      </w:r>
+    </w:p>
+    <w:p>
+      <w:pPr>
+        <w:numPr>
+          <w:ilvl w:val="0"/>
+          <w:numId w:val="1"/>
+        </w:numPr>
+        <w:spacing w:after="60"/>
+      </w:pPr>
+      <w:r>
         <w:t xml:space="preserve">Dr. Gabriela Bar, attorney at law, AI ethics advisor; Gabriela Bar Law &amp; AI</w:t>
       </w:r>
     </w:p>
@@ -373,6 +352,18 @@
         <w:spacing w:after="60"/>
       </w:pPr>
       <w:r>
+        <w:t xml:space="preserve">Jean-Luc Adade, Regional IT Leader, West, Central and North Africa; IT governance and digital transformation</w:t>
+      </w:r>
+    </w:p>
+    <w:p>
+      <w:pPr>
+        <w:numPr>
+          <w:ilvl w:val="0"/>
+          <w:numId w:val="1"/>
+        </w:numPr>
+        <w:spacing w:after="60"/>
+      </w:pPr>
+      <w:r>
         <w:t xml:space="preserve">Joseph Mungai, AI Governance and public policy researcher; Independent Researcher, Kenya</w:t>
       </w:r>
     </w:p>
@@ -397,6 +388,18 @@
         <w:spacing w:after="60"/>
       </w:pPr>
       <w:r>
+        <w:t xml:space="preserve">Mostafa Mahmoudi, AI Governance Researcher; Founder and Director, Iran Tech Diplomacy Institute; PhD candidate, University of Tehran</w:t>
+      </w:r>
+    </w:p>
+    <w:p>
+      <w:pPr>
+        <w:numPr>
+          <w:ilvl w:val="0"/>
+          <w:numId w:val="1"/>
+        </w:numPr>
+        <w:spacing w:after="60"/>
+      </w:pPr>
+      <w:r>
         <w:t xml:space="preserve">Muhammad Dauda, Programme leadership, sustainability and governance; UN SDSN Youth Nigeria; Miva Open University; PgMP</w:t>
       </w:r>
     </w:p>
@@ -409,6 +412,18 @@
         <w:spacing w:after="60"/>
       </w:pPr>
       <w:r>
+        <w:t xml:space="preserve">Nicholas Evans, AI Governance and Runtime Auditor; adversarial and non-adversarial testing; ex-USMC</w:t>
+      </w:r>
+    </w:p>
+    <w:p>
+      <w:pPr>
+        <w:numPr>
+          <w:ilvl w:val="0"/>
+          <w:numId w:val="1"/>
+        </w:numPr>
+        <w:spacing w:after="60"/>
+      </w:pPr>
+      <w:r>
         <w:t xml:space="preserve">Nigel Hee, AI Ethics, Safety and Governance; University of Glasgow</w:t>
       </w:r>
     </w:p>
@@ -525,7 +540,7 @@
         <w:spacing w:after="140"/>
       </w:pPr>
       <w:r>
-        <w:t xml:space="preserve">Five further contributors confirmed and elected not to be named. Their judgments are counted in every figure reported here and they appear nowhere by name. Confirmations remain open, so this is a record of the elections received to date rather than of who took part.</w:t>
+        <w:t xml:space="preserve">Five further contributors elected not to be named. Their judgments are counted in every figure reported here and they appear nowhere by name.</w:t>
       </w:r>
     </w:p>
     <w:p>
